--- a/LanceMudCapstone/Task Documents/task3.docx
+++ b/LanceMudCapstone/Task Documents/task3.docx
@@ -2307,7 +2307,7 @@
           <w:noProof/>
         </w:rPr>
         <w:drawing>
-          <wp:inline distT="0" distB="0" distL="0" distR="0" wp14:anchorId="7C92E8F5" wp14:editId="56C9D46C">
+          <wp:inline distT="0" distB="0" distL="0" distR="0" wp14:anchorId="7C92E8F5" wp14:editId="352CDEBB">
             <wp:extent cx="2100263" cy="3733800"/>
             <wp:effectExtent l="0" t="0" r="0" b="0"/>
             <wp:docPr id="427256248" name="Picture 3"/>
@@ -2360,7 +2360,7 @@
           <w:noProof/>
         </w:rPr>
         <w:drawing>
-          <wp:inline distT="0" distB="0" distL="0" distR="0" wp14:anchorId="2AFFF89D" wp14:editId="03185036">
+          <wp:inline distT="0" distB="0" distL="0" distR="0" wp14:anchorId="2AFFF89D" wp14:editId="7564C029">
             <wp:extent cx="2093976" cy="3712464"/>
             <wp:effectExtent l="0" t="0" r="1905" b="2540"/>
             <wp:docPr id="1012916539" name="Picture 2"/>
@@ -2464,7 +2464,7 @@
           <w:noProof/>
         </w:rPr>
         <w:drawing>
-          <wp:inline distT="0" distB="0" distL="0" distR="0" wp14:anchorId="580C1AB6" wp14:editId="3A0C40A2">
+          <wp:inline distT="0" distB="0" distL="0" distR="0" wp14:anchorId="580C1AB6" wp14:editId="508ABC40">
             <wp:extent cx="5943600" cy="1295400"/>
             <wp:effectExtent l="0" t="0" r="0" b="0"/>
             <wp:docPr id="1781944078" name="Picture 6"/>
@@ -2688,7 +2688,15 @@
         </w:r>
       </w:fldSimple>
       <w:r>
-        <w:t>: Low Fidelity Of Combat</w:t>
+        <w:t xml:space="preserve">: Low Fidelity </w:t>
+      </w:r>
+      <w:proofErr w:type="gramStart"/>
+      <w:r>
+        <w:t>Of</w:t>
+      </w:r>
+      <w:proofErr w:type="gramEnd"/>
+      <w:r>
+        <w:t xml:space="preserve"> Combat</w:t>
       </w:r>
     </w:p>
     <w:p>
@@ -2817,7 +2825,15 @@
         <w:t xml:space="preserve"> incremental change. This allowed the team to ensure that the functionality of each step hadn’t altered the abilities that were already working. After </w:t>
       </w:r>
       <w:r>
-        <w:t>completion of the main engine and all Database connections were established, an xUnit test was conducted.</w:t>
+        <w:t xml:space="preserve">completion of the main engine and all Database connections were established, an </w:t>
+      </w:r>
+      <w:proofErr w:type="spellStart"/>
+      <w:r>
+        <w:t>xUnit</w:t>
+      </w:r>
+      <w:proofErr w:type="spellEnd"/>
+      <w:r>
+        <w:t xml:space="preserve"> test was conducted.</w:t>
       </w:r>
     </w:p>
     <w:p/>
@@ -3030,7 +3046,23 @@
     </w:p>
     <w:p>
       <w:r>
-        <w:t>The only things that needed to be running for this test will be the server itself and the browser for connectivity.</w:t>
+        <w:t xml:space="preserve">The only things that </w:t>
+      </w:r>
+      <w:proofErr w:type="gramStart"/>
+      <w:r>
+        <w:t>needed</w:t>
+      </w:r>
+      <w:proofErr w:type="gramEnd"/>
+      <w:r>
+        <w:t xml:space="preserve"> to be </w:t>
+      </w:r>
+      <w:proofErr w:type="gramStart"/>
+      <w:r>
+        <w:t>running</w:t>
+      </w:r>
+      <w:proofErr w:type="gramEnd"/>
+      <w:r>
+        <w:t xml:space="preserve"> for this test will be the server itself and the browser for connectivity.</w:t>
       </w:r>
       <w:r>
         <w:t xml:space="preserve"> </w:t>
@@ -3057,9 +3089,14 @@
       </w:r>
     </w:p>
     <w:p>
+      <w:proofErr w:type="gramStart"/>
       <w:r>
         <w:lastRenderedPageBreak/>
-        <w:t xml:space="preserve">Fail: A </w:t>
+        <w:t>Fail</w:t>
+      </w:r>
+      <w:proofErr w:type="gramEnd"/>
+      <w:r>
+        <w:t xml:space="preserve">: A </w:t>
       </w:r>
       <w:r>
         <w:t>failure</w:t>
@@ -3186,7 +3223,15 @@
     </w:p>
     <w:p>
       <w:r>
-        <w:t xml:space="preserve">When testing the navigation we navigated to each page on the navigation panel. It was found that all HTML markup worked efficiently. </w:t>
+        <w:t xml:space="preserve">When testing the </w:t>
+      </w:r>
+      <w:proofErr w:type="gramStart"/>
+      <w:r>
+        <w:t>navigation</w:t>
+      </w:r>
+      <w:proofErr w:type="gramEnd"/>
+      <w:r>
+        <w:t xml:space="preserve"> we navigated to each page on the navigation panel. It was found that all HTML markup worked efficiently. </w:t>
       </w:r>
     </w:p>
     <w:p>
@@ -3665,7 +3710,15 @@
         </w:numPr>
       </w:pPr>
       <w:r>
-        <w:t>There is a side bar expander that will allow you to see the command panel as well as the navigation panel. These are what allow you interact with the world around you.</w:t>
+        <w:t xml:space="preserve">There is a side bar expander that will allow you to see the command panel as well as the navigation panel. These are what allow you </w:t>
+      </w:r>
+      <w:proofErr w:type="gramStart"/>
+      <w:r>
+        <w:t>interact</w:t>
+      </w:r>
+      <w:proofErr w:type="gramEnd"/>
+      <w:r>
+        <w:t xml:space="preserve"> with the world around you.</w:t>
       </w:r>
     </w:p>
     <w:p>
@@ -3909,6 +3962,32 @@
             </a:graphic>
           </wp:inline>
         </w:drawing>
+      </w:r>
+    </w:p>
+    <w:p/>
+    <w:p>
+      <w:pPr>
+        <w:pStyle w:val="Heading2"/>
+        <w:rPr>
+          <w:i/>
+        </w:rPr>
+      </w:pPr>
+      <w:r>
+        <w:rPr>
+          <w:i/>
+        </w:rPr>
+        <w:t>R</w:t>
+      </w:r>
+      <w:r>
+        <w:rPr>
+          <w:i/>
+        </w:rPr>
+        <w:t>ecording</w:t>
+      </w:r>
+    </w:p>
+    <w:p>
+      <w:r>
+        <w:t>https://wgu.hosted.panopto.com/Panopto/Pages/Viewer.aspx?id=246fe143-baa2-4a55-93ef-b41500e95155#</w:t>
       </w:r>
     </w:p>
     <w:sectPr>
@@ -9900,11 +9979,13 @@
     <w:rsid w:val="00AA5A33"/>
     <w:rsid w:val="00B55503"/>
     <w:rsid w:val="00B67178"/>
+    <w:rsid w:val="00B76FDE"/>
     <w:rsid w:val="00BF5AE0"/>
     <w:rsid w:val="00C72E97"/>
     <w:rsid w:val="00C8613B"/>
     <w:rsid w:val="00D169B5"/>
     <w:rsid w:val="00E52D82"/>
+    <w:rsid w:val="00F17E5A"/>
     <w:rsid w:val="00F3775A"/>
   </w:rsids>
   <m:mathPr>
@@ -10630,6 +10711,21 @@
 </file>
 
 <file path=customXml/item3.xml><?xml version="1.0" encoding="utf-8"?>
+<p:properties xmlns:p="http://schemas.microsoft.com/office/2006/metadata/properties" xmlns:xsi="http://www.w3.org/2001/XMLSchema-instance" xmlns:pc="http://schemas.microsoft.com/office/infopath/2007/PartnerControls">
+  <documentManagement/>
+</p:properties>
+</file>
+
+<file path=customXml/item4.xml><?xml version="1.0" encoding="utf-8"?>
+<?mso-contentType ?>
+<FormTemplates xmlns="http://schemas.microsoft.com/sharepoint/v3/contenttype/forms">
+  <Display>DocumentLibraryForm</Display>
+  <Edit>DocumentLibraryForm</Edit>
+  <New>DocumentLibraryForm</New>
+</FormTemplates>
+</file>
+
+<file path=customXml/item5.xml><?xml version="1.0" encoding="utf-8"?>
 <ct:contentTypeSchema xmlns:ct="http://schemas.microsoft.com/office/2006/metadata/contentType" xmlns:ma="http://schemas.microsoft.com/office/2006/metadata/properties/metaAttributes" ct:_="" ma:_="" ma:contentTypeName="Document" ma:contentTypeID="0x010100BD6C6811FDA4354DADCD440B75A43D37" ma:contentTypeVersion="3" ma:contentTypeDescription="Create a new document." ma:contentTypeScope="" ma:versionID="cca1146c5ddd7f7207d93b53ec4b7890">
   <xsd:schema xmlns:xsd="http://www.w3.org/2001/XMLSchema" xmlns:xs="http://www.w3.org/2001/XMLSchema" xmlns:p="http://schemas.microsoft.com/office/2006/metadata/properties" xmlns:ns2="c340dd69-6dcb-4f68-be59-83f5ced86ed4" targetNamespace="http://schemas.microsoft.com/office/2006/metadata/properties" ma:root="true" ma:fieldsID="0b09d8cc436d6a436f5197c02775f266" ns2:_="">
     <xsd:import namespace="c340dd69-6dcb-4f68-be59-83f5ced86ed4"/>
@@ -10767,21 +10863,6 @@
 </ct:contentTypeSchema>
 </file>
 
-<file path=customXml/item4.xml><?xml version="1.0" encoding="utf-8"?>
-<?mso-contentType ?>
-<FormTemplates xmlns="http://schemas.microsoft.com/sharepoint/v3/contenttype/forms">
-  <Display>DocumentLibraryForm</Display>
-  <Edit>DocumentLibraryForm</Edit>
-  <New>DocumentLibraryForm</New>
-</FormTemplates>
-</file>
-
-<file path=customXml/item5.xml><?xml version="1.0" encoding="utf-8"?>
-<p:properties xmlns:p="http://schemas.microsoft.com/office/2006/metadata/properties" xmlns:xsi="http://www.w3.org/2001/XMLSchema-instance" xmlns:pc="http://schemas.microsoft.com/office/infopath/2007/PartnerControls">
-  <documentManagement/>
-</p:properties>
-</file>
-
 <file path=customXml/itemProps1.xml><?xml version="1.0" encoding="utf-8"?>
 <ds:datastoreItem xmlns:ds="http://schemas.openxmlformats.org/officeDocument/2006/customXml" ds:itemID="{55AF091B-3C7A-41E3-B477-F2FDAA23CFDA}">
   <ds:schemaRefs>
@@ -10799,6 +10880,23 @@
 </file>
 
 <file path=customXml/itemProps3.xml><?xml version="1.0" encoding="utf-8"?>
+<ds:datastoreItem xmlns:ds="http://schemas.openxmlformats.org/officeDocument/2006/customXml" ds:itemID="{92128140-75F5-4178-BEB7-EBA3DBDE7562}">
+  <ds:schemaRefs>
+    <ds:schemaRef ds:uri="http://schemas.microsoft.com/office/2006/metadata/properties"/>
+    <ds:schemaRef ds:uri="http://schemas.microsoft.com/office/infopath/2007/PartnerControls"/>
+  </ds:schemaRefs>
+</ds:datastoreItem>
+</file>
+
+<file path=customXml/itemProps4.xml><?xml version="1.0" encoding="utf-8"?>
+<ds:datastoreItem xmlns:ds="http://schemas.openxmlformats.org/officeDocument/2006/customXml" ds:itemID="{B33CC575-6599-4AC1-BCAC-F9284BF1579B}">
+  <ds:schemaRefs>
+    <ds:schemaRef ds:uri="http://schemas.microsoft.com/sharepoint/v3/contenttype/forms"/>
+  </ds:schemaRefs>
+</ds:datastoreItem>
+</file>
+
+<file path=customXml/itemProps5.xml><?xml version="1.0" encoding="utf-8"?>
 <ds:datastoreItem xmlns:ds="http://schemas.openxmlformats.org/officeDocument/2006/customXml" ds:itemID="{EA3B944B-EDBF-4EDA-8F34-60910415A4C6}">
   <ds:schemaRefs>
     <ds:schemaRef ds:uri="http://schemas.microsoft.com/office/2006/metadata/contentType"/>
@@ -10816,23 +10914,6 @@
 </ds:datastoreItem>
 </file>
 
-<file path=customXml/itemProps4.xml><?xml version="1.0" encoding="utf-8"?>
-<ds:datastoreItem xmlns:ds="http://schemas.openxmlformats.org/officeDocument/2006/customXml" ds:itemID="{B33CC575-6599-4AC1-BCAC-F9284BF1579B}">
-  <ds:schemaRefs>
-    <ds:schemaRef ds:uri="http://schemas.microsoft.com/sharepoint/v3/contenttype/forms"/>
-  </ds:schemaRefs>
-</ds:datastoreItem>
-</file>
-
-<file path=customXml/itemProps5.xml><?xml version="1.0" encoding="utf-8"?>
-<ds:datastoreItem xmlns:ds="http://schemas.openxmlformats.org/officeDocument/2006/customXml" ds:itemID="{92128140-75F5-4178-BEB7-EBA3DBDE7562}">
-  <ds:schemaRefs>
-    <ds:schemaRef ds:uri="http://schemas.microsoft.com/office/2006/metadata/properties"/>
-    <ds:schemaRef ds:uri="http://schemas.microsoft.com/office/infopath/2007/PartnerControls"/>
-  </ds:schemaRefs>
-</ds:datastoreItem>
-</file>
-
 <file path=docMetadata/LabelInfo.xml><?xml version="1.0" encoding="utf-8"?>
 <clbl:labelList xmlns:clbl="http://schemas.microsoft.com/office/2020/mipLabelMetadata">
   <clbl:label id="{cfa792cf-7768-4341-8857-81754c2afa1f}" enabled="0" method="" siteId="{cfa792cf-7768-4341-8857-81754c2afa1f}" removed="1"/>
